--- a/talks/2026-aacu/reclaim-starter-harness.docx
+++ b/talks/2026-aacu/reclaim-starter-harness.docx
@@ -13,7 +13,7 @@
     <w:p>
       <w:r>
         <w:rPr/>
-        <w:t>Pick the project you keep not starting, name the one tedious step in front of it, and give that step to one persona with one context file. Tool-agnostic: paste the persona file in as instructions (Claude Projects &amp; Skills, ChatGPT, Gemini, Microsoft 365 Copilot agents) and attach the context file.</w:t>
+        <w:t>Pick the project you keep not starting, name the one tedious step in front of it, and give that step to one persona with one context file. Tool-agnostic: paste the persona file in as instructions (Claude, ChatGPT, Gemini, or Copilot) and attach the context file.</w:t>
       </w:r>
     </w:p>
     <w:p>
